--- a/uploads/resumes/110534235_履歷_20260211_151535.docx
+++ b/uploads/resumes/110534235_履歷_20260211_151535.docx
@@ -400,7 +400,7 @@
           <w:sz w:val="40"/>
           <w:szCs w:val="40"/>
         </w:rPr>
-        <w:t>實習期間：中華民國1</w:t>
+        <w:t xml:space="preserve">實習期間：</w:t>
       </w:r>
       <w:r>
         <w:rPr>
@@ -409,97 +409,28 @@
           <w:sz w:val="40"/>
           <w:szCs w:val="40"/>
         </w:rPr>
-        <w:t>1</w:t>
+        <w:t xml:space="preserve">中華民國 </w:t>
       </w:r>
       <w:r>
         <w:rPr>
-          <w:rFonts w:ascii="標楷體" w:eastAsia="標楷體" w:hAnsi="標楷體" w:hint="eastAsia"/>
+          <w:rFonts w:ascii="標楷體" w:eastAsia="標楷體" w:hAnsi="標楷體"/>
           <w:b/>
+          <w:bCs/>
           <w:sz w:val="40"/>
           <w:szCs w:val="40"/>
         </w:rPr>
-        <w:t>3</w:t>
+        <w:t xml:space="preserve">114 年 </w:t>
       </w:r>
       <w:r>
         <w:rPr>
-          <w:rFonts w:ascii="標楷體" w:eastAsia="標楷體" w:hAnsi="標楷體" w:hint="eastAsia"/>
+          <w:rFonts w:ascii="標楷體" w:eastAsia="標楷體" w:hAnsi="標楷體"/>
           <w:b/>
+          <w:bCs/>
           <w:sz w:val="40"/>
           <w:szCs w:val="40"/>
         </w:rPr>
-        <w:t>年</w:t>
-      </w:r>
-      <w:r>
-        <w:rPr>
-          <w:rFonts w:ascii="標楷體" w:eastAsia="標楷體" w:hAnsi="標楷體" w:hint="eastAsia"/>
-          <w:b/>
-          <w:sz w:val="40"/>
-          <w:szCs w:val="40"/>
-        </w:rPr>
-        <w:t>2</w:t>
-      </w:r>
-      <w:r>
-        <w:rPr>
-          <w:rFonts w:ascii="標楷體" w:eastAsia="標楷體" w:hAnsi="標楷體" w:hint="eastAsia"/>
-          <w:b/>
-          <w:sz w:val="40"/>
-          <w:szCs w:val="40"/>
-        </w:rPr>
-        <w:t>月</w:t>
-      </w:r>
-      <w:r>
-        <w:rPr>
-          <w:rFonts w:ascii="標楷體" w:eastAsia="標楷體" w:hAnsi="標楷體" w:hint="eastAsia"/>
-          <w:b/>
-          <w:sz w:val="40"/>
-          <w:szCs w:val="40"/>
-        </w:rPr>
-        <w:t>19</w:t>
-      </w:r>
-      <w:r>
-        <w:rPr>
-          <w:rFonts w:ascii="標楷體" w:eastAsia="標楷體" w:hAnsi="標楷體" w:hint="eastAsia"/>
-          <w:b/>
-          <w:sz w:val="40"/>
-          <w:szCs w:val="40"/>
-        </w:rPr>
-        <w:t>日至</w:t>
-      </w:r>
-      <w:r>
-        <w:rPr>
-          <w:rFonts w:ascii="標楷體" w:eastAsia="標楷體" w:hAnsi="標楷體" w:hint="eastAsia"/>
-          <w:b/>
-          <w:sz w:val="40"/>
-          <w:szCs w:val="40"/>
-        </w:rPr>
-        <w:t>6</w:t>
-      </w:r>
-      <w:r>
-        <w:rPr>
-          <w:rFonts w:ascii="標楷體" w:eastAsia="標楷體" w:hAnsi="標楷體" w:hint="eastAsia"/>
-          <w:b/>
-          <w:sz w:val="40"/>
-          <w:szCs w:val="40"/>
-        </w:rPr>
-        <w:t>月</w:t>
-      </w:r>
-      <w:r>
-        <w:rPr>
-          <w:rFonts w:ascii="標楷體" w:eastAsia="標楷體" w:hAnsi="標楷體" w:hint="eastAsia"/>
-          <w:b/>
-          <w:sz w:val="40"/>
-          <w:szCs w:val="40"/>
-        </w:rPr>
-        <w:t>21</w:t>
-      </w:r>
-      <w:r>
-        <w:rPr>
-          <w:rFonts w:ascii="標楷體" w:eastAsia="標楷體" w:hAnsi="標楷體" w:hint="eastAsia"/>
-          <w:b/>
-          <w:sz w:val="40"/>
-          <w:szCs w:val="40"/>
-        </w:rPr>
-        <w:t>日</w:t>
+        <w:lastRenderedPageBreak/>
+        <w:t xml:space="preserve">2 月 17 日至 6 月 20 日</w:t>
       </w:r>
     </w:p>
     <w:p>
@@ -732,7 +663,7 @@
                 <w:bCs/>
                 <w:u w:val="single"/>
               </w:rPr>
-              <w:t xml:space="preserve">05</w:t>
+              <w:t xml:space="preserve">06</w:t>
             </w:r>
             <w:r>
               <w:rPr>
@@ -749,7 +680,7 @@
                 <w:bCs/>
                 <w:u w:val="single"/>
               </w:rPr>
-              <w:t xml:space="preserve">27</w:t>
+              <w:t xml:space="preserve">02</w:t>
             </w:r>
             <w:r>
               <w:rPr>
@@ -1271,7 +1202,7 @@
               <w:rPr>
                 <w:rFonts w:ascii="標楷體" w:eastAsia="標楷體" w:hAnsi="標楷體"/>
               </w:rPr>
-              <w:t xml:space="preserve">JAVA程式語言</w:t>
+              <w:t xml:space="preserve"/>
             </w:r>
           </w:p>
         </w:tc>
@@ -1292,7 +1223,7 @@
               <w:rPr>
                 <w:rFonts w:ascii="標楷體" w:eastAsia="標楷體" w:hAnsi="標楷體"/>
               </w:rPr>
-              <w:t xml:space="preserve">3/3</w:t>
+              <w:t xml:space="preserve"/>
             </w:r>
           </w:p>
         </w:tc>
@@ -1313,7 +1244,7 @@
               <w:rPr>
                 <w:rFonts w:ascii="標楷體" w:eastAsia="標楷體" w:hAnsi="標楷體"/>
               </w:rPr>
-              <w:t xml:space="preserve">中英文輸入</w:t>
+              <w:t xml:space="preserve"/>
             </w:r>
           </w:p>
         </w:tc>
@@ -1334,7 +1265,7 @@
               <w:rPr>
                 <w:rFonts w:ascii="標楷體" w:eastAsia="標楷體" w:hAnsi="標楷體"/>
               </w:rPr>
-              <w:t xml:space="preserve">1/1</w:t>
+              <w:t xml:space="preserve"/>
             </w:r>
           </w:p>
         </w:tc>
@@ -1355,7 +1286,7 @@
               <w:rPr>
                 <w:rFonts w:ascii="標楷體" w:eastAsia="標楷體" w:hAnsi="標楷體"/>
               </w:rPr>
-              <w:t xml:space="preserve">作業系統</w:t>
+              <w:t xml:space="preserve"/>
             </w:r>
           </w:p>
         </w:tc>
@@ -1376,7 +1307,7 @@
               <w:rPr>
                 <w:rFonts w:ascii="標楷體" w:eastAsia="標楷體" w:hAnsi="標楷體"/>
               </w:rPr>
-              <w:t xml:space="preserve">2</w:t>
+              <w:t xml:space="preserve"/>
             </w:r>
           </w:p>
         </w:tc>
@@ -1402,7 +1333,7 @@
               <w:rPr>
                 <w:rFonts w:ascii="標楷體" w:eastAsia="標楷體" w:hAnsi="標楷體"/>
               </w:rPr>
-              <w:t xml:space="preserve">創意機器人</w:t>
+              <w:t xml:space="preserve"/>
             </w:r>
           </w:p>
         </w:tc>
@@ -1423,7 +1354,7 @@
               <w:rPr>
                 <w:rFonts w:ascii="標楷體" w:eastAsia="標楷體" w:hAnsi="標楷體"/>
               </w:rPr>
-              <w:t xml:space="preserve">2</w:t>
+              <w:t xml:space="preserve"/>
             </w:r>
           </w:p>
         </w:tc>
@@ -1444,7 +1375,7 @@
               <w:rPr>
                 <w:rFonts w:ascii="標楷體" w:eastAsia="標楷體" w:hAnsi="標楷體"/>
               </w:rPr>
-              <w:t xml:space="preserve">商品攝影與後製</w:t>
+              <w:t xml:space="preserve"/>
             </w:r>
           </w:p>
         </w:tc>
@@ -1465,7 +1396,7 @@
               <w:rPr>
                 <w:rFonts w:ascii="標楷體" w:eastAsia="標楷體" w:hAnsi="標楷體"/>
               </w:rPr>
-              <w:t xml:space="preserve">2</w:t>
+              <w:t xml:space="preserve"/>
             </w:r>
           </w:p>
         </w:tc>
@@ -1486,7 +1417,7 @@
               <w:rPr>
                 <w:rFonts w:ascii="標楷體" w:eastAsia="標楷體" w:hAnsi="標楷體"/>
               </w:rPr>
-              <w:t xml:space="preserve">商業套裝軟體</w:t>
+              <w:t xml:space="preserve"/>
             </w:r>
           </w:p>
         </w:tc>
@@ -1506,7 +1437,7 @@
               <w:rPr>
                 <w:rFonts w:ascii="標楷體" w:eastAsia="標楷體" w:hAnsi="標楷體"/>
               </w:rPr>
-              <w:t xml:space="preserve">2/2</w:t>
+              <w:t xml:space="preserve"/>
             </w:r>
           </w:p>
         </w:tc>
@@ -1532,7 +1463,7 @@
               <w:rPr>
                 <w:rFonts w:ascii="標楷體" w:eastAsia="標楷體" w:hAnsi="標楷體"/>
               </w:rPr>
-              <w:t xml:space="preserve">微積分</w:t>
+              <w:t xml:space="preserve"/>
             </w:r>
           </w:p>
         </w:tc>
@@ -1553,7 +1484,7 @@
               <w:rPr>
                 <w:rFonts w:ascii="標楷體" w:eastAsia="標楷體" w:hAnsi="標楷體"/>
               </w:rPr>
-              <w:t xml:space="preserve">3</w:t>
+              <w:t xml:space="preserve"/>
             </w:r>
           </w:p>
         </w:tc>
@@ -1574,7 +1505,7 @@
               <w:rPr>
                 <w:rFonts w:ascii="標楷體" w:eastAsia="標楷體" w:hAnsi="標楷體"/>
               </w:rPr>
-              <w:t xml:space="preserve">微電影製作</w:t>
+              <w:t xml:space="preserve"/>
             </w:r>
           </w:p>
         </w:tc>
@@ -1595,7 +1526,7 @@
               <w:rPr>
                 <w:rFonts w:ascii="標楷體" w:eastAsia="標楷體" w:hAnsi="標楷體"/>
               </w:rPr>
-              <w:t xml:space="preserve">2</w:t>
+              <w:t xml:space="preserve"/>
             </w:r>
           </w:p>
         </w:tc>
@@ -1616,7 +1547,7 @@
               <w:rPr>
                 <w:rFonts w:ascii="標楷體" w:eastAsia="標楷體" w:hAnsi="標楷體"/>
               </w:rPr>
-              <w:t xml:space="preserve">數位化資料處理</w:t>
+              <w:t xml:space="preserve"/>
             </w:r>
           </w:p>
         </w:tc>
@@ -1636,7 +1567,7 @@
               <w:rPr>
                 <w:rFonts w:ascii="標楷體" w:eastAsia="標楷體" w:hAnsi="標楷體"/>
               </w:rPr>
-              <w:t xml:space="preserve">2/2</w:t>
+              <w:t xml:space="preserve"/>
             </w:r>
           </w:p>
         </w:tc>
@@ -1662,7 +1593,7 @@
               <w:rPr>
                 <w:rFonts w:ascii="標楷體" w:eastAsia="標楷體" w:hAnsi="標楷體"/>
               </w:rPr>
-              <w:t xml:space="preserve">數位整合行銷</w:t>
+              <w:t xml:space="preserve"/>
             </w:r>
           </w:p>
         </w:tc>
@@ -1683,7 +1614,7 @@
               <w:rPr>
                 <w:rFonts w:ascii="標楷體" w:eastAsia="標楷體" w:hAnsi="標楷體"/>
               </w:rPr>
-              <w:t xml:space="preserve">3</w:t>
+              <w:t xml:space="preserve"/>
             </w:r>
           </w:p>
         </w:tc>
@@ -1704,7 +1635,7 @@
               <w:rPr>
                 <w:rFonts w:ascii="標楷體" w:eastAsia="標楷體" w:hAnsi="標楷體"/>
               </w:rPr>
-              <w:t xml:space="preserve">會計學</w:t>
+              <w:t xml:space="preserve"/>
             </w:r>
           </w:p>
         </w:tc>
@@ -1725,7 +1656,7 @@
               <w:rPr>
                 <w:rFonts w:ascii="標楷體" w:eastAsia="標楷體" w:hAnsi="標楷體"/>
               </w:rPr>
-              <w:t xml:space="preserve">3/3</w:t>
+              <w:t xml:space="preserve"/>
             </w:r>
           </w:p>
         </w:tc>
@@ -1746,7 +1677,7 @@
               <w:rPr>
                 <w:rFonts w:ascii="標楷體" w:eastAsia="標楷體" w:hAnsi="標楷體"/>
               </w:rPr>
-              <w:t xml:space="preserve">會計概論</w:t>
+              <w:t xml:space="preserve"/>
             </w:r>
           </w:p>
         </w:tc>
@@ -1766,7 +1697,7 @@
               <w:rPr>
                 <w:rFonts w:ascii="標楷體" w:eastAsia="標楷體" w:hAnsi="標楷體"/>
               </w:rPr>
-              <w:t xml:space="preserve">3/3</w:t>
+              <w:t xml:space="preserve"/>
             </w:r>
           </w:p>
         </w:tc>
@@ -1792,7 +1723,7 @@
               <w:rPr>
                 <w:rFonts w:ascii="標楷體" w:eastAsia="標楷體" w:hAnsi="標楷體"/>
               </w:rPr>
-              <w:t xml:space="preserve">硬體裝修</w:t>
+              <w:t xml:space="preserve"/>
             </w:r>
           </w:p>
         </w:tc>
@@ -1813,7 +1744,7 @@
               <w:rPr>
                 <w:rFonts w:ascii="標楷體" w:eastAsia="標楷體" w:hAnsi="標楷體"/>
               </w:rPr>
-              <w:t xml:space="preserve">2/2</w:t>
+              <w:t xml:space="preserve"/>
             </w:r>
           </w:p>
         </w:tc>
@@ -1834,7 +1765,7 @@
               <w:rPr>
                 <w:rFonts w:ascii="標楷體" w:eastAsia="標楷體" w:hAnsi="標楷體"/>
               </w:rPr>
-              <w:t xml:space="preserve">程式設計</w:t>
+              <w:t xml:space="preserve"/>
             </w:r>
           </w:p>
         </w:tc>
@@ -1855,7 +1786,7 @@
               <w:rPr>
                 <w:rFonts w:ascii="標楷體" w:eastAsia="標楷體" w:hAnsi="標楷體"/>
               </w:rPr>
-              <w:t xml:space="preserve">3/3</w:t>
+              <w:t xml:space="preserve"/>
             </w:r>
           </w:p>
         </w:tc>
@@ -1876,7 +1807,7 @@
               <w:rPr>
                 <w:rFonts w:ascii="標楷體" w:eastAsia="標楷體" w:hAnsi="標楷體"/>
               </w:rPr>
-              <w:t xml:space="preserve">管理學</w:t>
+              <w:t xml:space="preserve"/>
             </w:r>
           </w:p>
         </w:tc>
@@ -1896,7 +1827,7 @@
               <w:rPr>
                 <w:rFonts w:ascii="標楷體" w:eastAsia="標楷體" w:hAnsi="標楷體"/>
               </w:rPr>
-              <w:t xml:space="preserve">2/2</w:t>
+              <w:t xml:space="preserve"/>
             </w:r>
           </w:p>
         </w:tc>
@@ -1922,7 +1853,7 @@
               <w:rPr>
                 <w:rFonts w:ascii="標楷體" w:eastAsia="標楷體" w:hAnsi="標楷體"/>
               </w:rPr>
-              <w:t xml:space="preserve">系統分析與設計</w:t>
+              <w:t xml:space="preserve"/>
             </w:r>
           </w:p>
         </w:tc>
@@ -1943,7 +1874,7 @@
               <w:rPr>
                 <w:rFonts w:ascii="標楷體" w:eastAsia="標楷體" w:hAnsi="標楷體"/>
               </w:rPr>
-              <w:t xml:space="preserve">3</w:t>
+              <w:t xml:space="preserve"/>
             </w:r>
           </w:p>
         </w:tc>
@@ -1964,7 +1895,7 @@
               <w:rPr>
                 <w:rFonts w:ascii="標楷體" w:eastAsia="標楷體" w:hAnsi="標楷體"/>
               </w:rPr>
-              <w:t xml:space="preserve">統計學</w:t>
+              <w:t xml:space="preserve"/>
             </w:r>
           </w:p>
         </w:tc>
@@ -1985,7 +1916,7 @@
               <w:rPr>
                 <w:rFonts w:ascii="標楷體" w:eastAsia="標楷體" w:hAnsi="標楷體"/>
               </w:rPr>
-              <w:t xml:space="preserve">3</w:t>
+              <w:t xml:space="preserve"/>
             </w:r>
           </w:p>
         </w:tc>
@@ -2006,7 +1937,7 @@
               <w:rPr>
                 <w:rFonts w:ascii="標楷體" w:eastAsia="標楷體" w:hAnsi="標楷體"/>
               </w:rPr>
-              <w:t xml:space="preserve">經濟學</w:t>
+              <w:t xml:space="preserve"/>
             </w:r>
           </w:p>
         </w:tc>
@@ -2026,7 +1957,7 @@
               <w:rPr>
                 <w:rFonts w:ascii="標楷體" w:eastAsia="標楷體" w:hAnsi="標楷體"/>
               </w:rPr>
-              <w:t xml:space="preserve">3/3</w:t>
+              <w:t xml:space="preserve"/>
             </w:r>
           </w:p>
         </w:tc>
@@ -2052,7 +1983,7 @@
               <w:rPr>
                 <w:rFonts w:ascii="標楷體" w:eastAsia="標楷體" w:hAnsi="標楷體"/>
               </w:rPr>
-              <w:t xml:space="preserve">網頁設計</w:t>
+              <w:t xml:space="preserve"/>
             </w:r>
           </w:p>
         </w:tc>
@@ -2073,7 +2004,7 @@
               <w:rPr>
                 <w:rFonts w:ascii="標楷體" w:eastAsia="標楷體" w:hAnsi="標楷體"/>
               </w:rPr>
-              <w:t xml:space="preserve">2/2</w:t>
+              <w:t xml:space="preserve"/>
             </w:r>
           </w:p>
         </w:tc>
@@ -2095,7 +2026,7 @@
                 <w:rFonts w:ascii="標楷體" w:eastAsia="標楷體" w:hAnsi="標楷體"/>
               </w:rPr>
               <w:lastRenderedPageBreak/>
-              <w:t xml:space="preserve">行動網頁程式開發</w:t>
+              <w:t xml:space="preserve"/>
             </w:r>
           </w:p>
         </w:tc>
@@ -2116,7 +2047,7 @@
               <w:rPr>
                 <w:rFonts w:ascii="標楷體" w:eastAsia="標楷體" w:hAnsi="標楷體"/>
               </w:rPr>
-              <w:t xml:space="preserve">3/3</w:t>
+              <w:t xml:space="preserve"/>
             </w:r>
           </w:p>
         </w:tc>
@@ -2138,7 +2069,7 @@
                 <w:rFonts w:ascii="標楷體" w:eastAsia="標楷體" w:hAnsi="標楷體"/>
               </w:rPr>
               <w:lastRenderedPageBreak/>
-              <w:t xml:space="preserve">行銷企劃書撰寫</w:t>
+              <w:t xml:space="preserve"/>
             </w:r>
           </w:p>
         </w:tc>
@@ -2158,7 +2089,7 @@
               <w:rPr>
                 <w:rFonts w:ascii="標楷體" w:eastAsia="標楷體" w:hAnsi="標楷體"/>
               </w:rPr>
-              <w:t xml:space="preserve">2</w:t>
+              <w:t xml:space="preserve"/>
             </w:r>
           </w:p>
         </w:tc>
@@ -2185,7 +2116,7 @@
                 <w:rFonts w:ascii="標楷體" w:eastAsia="標楷體" w:hAnsi="標楷體"/>
               </w:rPr>
               <w:lastRenderedPageBreak/>
-              <w:t xml:space="preserve">行銷管理</w:t>
+              <w:t xml:space="preserve"/>
             </w:r>
           </w:p>
         </w:tc>
@@ -2206,7 +2137,7 @@
               <w:rPr>
                 <w:rFonts w:ascii="標楷體" w:eastAsia="標楷體" w:hAnsi="標楷體"/>
               </w:rPr>
-              <w:t xml:space="preserve">2/2</w:t>
+              <w:t xml:space="preserve"/>
             </w:r>
           </w:p>
         </w:tc>
@@ -2227,7 +2158,7 @@
               <w:rPr>
                 <w:rFonts w:ascii="標楷體" w:eastAsia="標楷體" w:hAnsi="標楷體"/>
               </w:rPr>
-              <w:t xml:space="preserve">計算機網路</w:t>
+              <w:t xml:space="preserve"/>
             </w:r>
           </w:p>
         </w:tc>
@@ -2248,7 +2179,7 @@
               <w:rPr>
                 <w:rFonts w:ascii="標楷體" w:eastAsia="標楷體" w:hAnsi="標楷體"/>
               </w:rPr>
-              <w:t xml:space="preserve">2</w:t>
+              <w:t xml:space="preserve"/>
             </w:r>
           </w:p>
         </w:tc>
@@ -2269,7 +2200,7 @@
               <w:rPr>
                 <w:rFonts w:ascii="標楷體" w:eastAsia="標楷體" w:hAnsi="標楷體"/>
               </w:rPr>
-              <w:t xml:space="preserve">資料庫伺服器管理與實作</w:t>
+              <w:t xml:space="preserve"/>
             </w:r>
           </w:p>
         </w:tc>
@@ -2289,7 +2220,7 @@
               <w:rPr>
                 <w:rFonts w:ascii="標楷體" w:eastAsia="標楷體" w:hAnsi="標楷體"/>
               </w:rPr>
-              <w:t xml:space="preserve">2</w:t>
+              <w:t xml:space="preserve"/>
             </w:r>
           </w:p>
         </w:tc>
@@ -2315,7 +2246,7 @@
               <w:rPr>
                 <w:rFonts w:ascii="標楷體" w:eastAsia="標楷體" w:hAnsi="標楷體"/>
               </w:rPr>
-              <w:t xml:space="preserve">資料庫管理實務(SQL)</w:t>
+              <w:t xml:space="preserve"/>
             </w:r>
           </w:p>
         </w:tc>
@@ -2336,7 +2267,7 @@
               <w:rPr>
                 <w:rFonts w:ascii="標楷體" w:eastAsia="標楷體" w:hAnsi="標楷體"/>
               </w:rPr>
-              <w:t xml:space="preserve">2</w:t>
+              <w:t xml:space="preserve"/>
             </w:r>
           </w:p>
         </w:tc>
@@ -2357,7 +2288,7 @@
               <w:rPr>
                 <w:rFonts w:ascii="標楷體" w:eastAsia="標楷體" w:hAnsi="標楷體"/>
               </w:rPr>
-              <w:t xml:space="preserve">資料結構</w:t>
+              <w:t xml:space="preserve"/>
             </w:r>
           </w:p>
         </w:tc>
@@ -2378,7 +2309,7 @@
               <w:rPr>
                 <w:rFonts w:ascii="標楷體" w:eastAsia="標楷體" w:hAnsi="標楷體"/>
               </w:rPr>
-              <w:t xml:space="preserve">3</w:t>
+              <w:t xml:space="preserve"/>
             </w:r>
           </w:p>
         </w:tc>
@@ -2399,7 +2330,7 @@
               <w:rPr>
                 <w:rFonts w:ascii="標楷體" w:eastAsia="標楷體" w:hAnsi="標楷體"/>
               </w:rPr>
-              <w:t xml:space="preserve">資訊科技</w:t>
+              <w:t xml:space="preserve"/>
             </w:r>
           </w:p>
         </w:tc>
@@ -2419,7 +2350,7 @@
               <w:rPr>
                 <w:rFonts w:ascii="標楷體" w:eastAsia="標楷體" w:hAnsi="標楷體"/>
               </w:rPr>
-              <w:t xml:space="preserve">2</w:t>
+              <w:t xml:space="preserve"/>
             </w:r>
           </w:p>
         </w:tc>
@@ -2445,7 +2376,7 @@
               <w:rPr>
                 <w:rFonts w:ascii="標楷體" w:eastAsia="標楷體" w:hAnsi="標楷體"/>
               </w:rPr>
-              <w:t xml:space="preserve">資訊科技進階</w:t>
+              <w:t xml:space="preserve"/>
             </w:r>
           </w:p>
         </w:tc>
@@ -2466,7 +2397,7 @@
               <w:rPr>
                 <w:rFonts w:ascii="標楷體" w:eastAsia="標楷體" w:hAnsi="標楷體"/>
               </w:rPr>
-              <w:t xml:space="preserve">2</w:t>
+              <w:t xml:space="preserve"/>
             </w:r>
           </w:p>
         </w:tc>
@@ -2487,7 +2418,7 @@
               <w:rPr>
                 <w:rFonts w:ascii="標楷體" w:eastAsia="標楷體" w:hAnsi="標楷體"/>
               </w:rPr>
-              <w:t xml:space="preserve">辦公室自動化</w:t>
+              <w:t xml:space="preserve"/>
             </w:r>
           </w:p>
         </w:tc>
@@ -2508,7 +2439,7 @@
               <w:rPr>
                 <w:rFonts w:ascii="標楷體" w:eastAsia="標楷體" w:hAnsi="標楷體"/>
               </w:rPr>
-              <w:t xml:space="preserve">2/2</w:t>
+              <w:t xml:space="preserve"/>
             </w:r>
           </w:p>
         </w:tc>
@@ -2529,7 +2460,7 @@
               <w:rPr>
                 <w:rFonts w:ascii="標楷體" w:eastAsia="標楷體" w:hAnsi="標楷體"/>
               </w:rPr>
-              <w:t xml:space="preserve">電腦繪圖與動畫</w:t>
+              <w:t xml:space="preserve"/>
             </w:r>
           </w:p>
         </w:tc>
@@ -2549,7 +2480,7 @@
               <w:rPr>
                 <w:rFonts w:ascii="標楷體" w:eastAsia="標楷體" w:hAnsi="標楷體"/>
               </w:rPr>
-              <w:t xml:space="preserve">3</w:t>
+              <w:t xml:space="preserve"/>
             </w:r>
           </w:p>
         </w:tc>
@@ -2599,7 +2530,7 @@
               <w:rPr>
                 <w:rFonts w:ascii="標楷體" w:eastAsia="標楷體" w:hAnsi="標楷體" w:hint="eastAsia"/>
               </w:rPr>
-              <w:t xml:space="preserve">□ 優 </w:t>
+              <w:t xml:space="preserve">■ 優 </w:t>
             </w:r>
             <w:r>
               <w:rPr>
@@ -2611,7 +2542,7 @@
               <w:rPr>
                 <w:rFonts w:ascii="標楷體" w:eastAsia="標楷體" w:hAnsi="標楷體" w:hint="eastAsia"/>
               </w:rPr>
-              <w:t xml:space="preserve">■ 甲  □ 乙 □ </w:t>
+              <w:t xml:space="preserve">□ 甲  □ 乙 □ </w:t>
             </w:r>
             <w:r>
               <w:rPr>
@@ -2775,9 +2706,7 @@
               <w:rPr>
                 <w:rFonts w:ascii="標楷體" w:eastAsia="標楷體" w:hAnsi="標楷體"/>
               </w:rPr>
-              <w:t xml:space="preserve">會計事務─資訊</w:t>
-              <w:br/>
-              <w:t xml:space="preserve">丙級</w:t>
+              <w:t xml:space="preserve"/>
             </w:r>
           </w:p>
         </w:tc>
@@ -2797,7 +2726,7 @@
               <w:rPr>
                 <w:rFonts w:ascii="標楷體" w:eastAsia="標楷體" w:hAnsi="標楷體"/>
               </w:rPr>
-              <w:t xml:space="preserve"/>
+              <w:t xml:space="preserve">日本語能力試驗</w:t>
             </w:r>
           </w:p>
         </w:tc>
@@ -3298,16 +3227,16 @@
               <w:t xml:space="preserve">日語 </w:t>
             </w:r>
             <w:r>
+              <w:t xml:space="preserve">■</w:t>
+            </w:r>
+            <w:r>
+              <w:rPr>
+                <w:rFonts w:ascii="標楷體" w:eastAsia="標楷體" w:hAnsi="標楷體"/>
+              </w:rPr>
+              <w:t xml:space="preserve">精通</w:t>
+            </w:r>
+            <w:r>
               <w:t xml:space="preserve">□</w:t>
-            </w:r>
-            <w:r>
-              <w:rPr>
-                <w:rFonts w:ascii="標楷體" w:eastAsia="標楷體" w:hAnsi="標楷體"/>
-              </w:rPr>
-              <w:t xml:space="preserve">精通</w:t>
-            </w:r>
-            <w:r>
-              <w:t xml:space="preserve">■</w:t>
             </w:r>
             <w:r>
               <w:rPr>
@@ -3631,73 +3560,64 @@
                 <w:rFonts w:ascii="標楷體" w:eastAsia="標楷體" w:hAnsi="標楷體"/>
                 <w:bCs/>
               </w:rPr>
-              <w:t xml:space="preserve">我是一位對學習充滿熱忱、對未來懷抱期待的學生，
+              <w:t xml:space="preserve">成長於單親家庭，我學習獨立自主。
 </w:t>
               <w:br/>
-              <w:t xml:space="preserve">目前就讀於相關專業領域，持續累積專業知識與實務能力。
+              <w:t xml:space="preserve">擔起長女責任，我學會自我管理。
 </w:t>
               <w:br/>
-              <w:t xml:space="preserve">在學習過程中，我培養了主動探索問題與解決問題的態度，
-</w:t>
-              <w:br/>
-              <w:t xml:space="preserve">並且願意不斷嘗試新的方法，提升自我競爭力。
+              <w:t xml:space="preserve">面對挑戰，我培養了堅韌解決問題的能力。
 </w:t>
               <w:br/>
               <w:t xml:space="preserve">
 </w:t>
               <w:br/>
-              <w:t xml:space="preserve">在課業方面，我重視基礎理論與實務應用的結合，
+              <w:t xml:space="preserve">投入學業，我磨練了組織、分析、溝通能力。
 </w:t>
               <w:br/>
-              <w:t xml:space="preserve">透過課堂學習與專題製作，逐步建立完整的專業架構。
+              <w:t xml:space="preserve">主修資訊管理，我鑽研數據分析與系統開發。
 </w:t>
               <w:br/>
-              <w:t xml:space="preserve">面對困難時，我習慣先自行思考，再與同學討論交流，
-</w:t>
-              <w:br/>
-              <w:t xml:space="preserve">從錯誤與經驗中累積成長的養分。
+              <w:t xml:space="preserve">發掘潛力，我加深了對IT領域的熱愛。
 </w:t>
               <w:br/>
               <w:t xml:space="preserve">
 </w:t>
               <w:br/>
-              <w:t xml:space="preserve">在團隊合作中，我樂於傾聽他人意見，
+              <w:t xml:space="preserve">投入機器人社團，我實踐硬體組裝與程式設計。
 </w:t>
               <w:br/>
-              <w:t xml:space="preserve">並適時提出自己的想法，促進團隊向心力。
+              <w:t xml:space="preserve">提升創造力，我強化了團隊合作。
 </w:t>
               <w:br/>
-              <w:t xml:space="preserve">曾參與多項小組報告與實作活動，
-</w:t>
-              <w:br/>
-              <w:t xml:space="preserve">培養了良好的溝通能力與責任感。
+              <w:t xml:space="preserve">榮獲AERC亞洲機器人競速挑戰第二名，我堅定了科技創新決心。
 </w:t>
               <w:br/>
               <w:t xml:space="preserve">
 </w:t>
               <w:br/>
-              <w:t xml:space="preserve">課餘時間，我積極培養多元興趣，
+              <w:t xml:space="preserve">精通多種軟體，我製作了活動海報與影片。
 </w:t>
               <w:br/>
-              <w:t xml:space="preserve">透過閱讀、學習新技能與自我反思，充實內在素養。
+              <w:t xml:space="preserve">結合視覺設計，我有效傳遞了內容。
 </w:t>
               <w:br/>
-              <w:t xml:space="preserve">這些經驗不僅拓展視野，也提升自我管理能力。
+              <w:t xml:space="preserve">擔任證照助教，我掌握了硬體設置與維護實務。
+</w:t>
+              <w:br/>
+              <w:t xml:space="preserve">強化問題解決，我提升了技術應用能力。
 </w:t>
               <w:br/>
               <w:t xml:space="preserve">
 </w:t>
               <w:br/>
-              <w:t xml:space="preserve">未來，我期許能在實習環境中精進專業能力，
+              <w:t xml:space="preserve">結合專業技能與興趣，我立志成為資訊管理專才。
 </w:t>
               <w:br/>
-              <w:t xml:space="preserve">學習職場運作模式與實務經驗，
+              <w:t xml:space="preserve">專注資訊技術與創意融合，我追求相關職涯發展。
 </w:t>
               <w:br/>
-              <w:t xml:space="preserve">以謙虛、認真的態度迎接每一次挑戰，
-</w:t>
-              <w:br/>
-              <w:t xml:space="preserve">為未來職涯發展奠定穩固基礎。</w:t>
+              <w:t xml:space="preserve">奠定堅實基礎，我創造未來價值。</w:t>
             </w:r>
           </w:p>
         </w:tc>
@@ -3771,43 +3691,6 @@
                 <w:rFonts w:ascii="細明體" w:eastAsia="細明體" w:hAnsi="細明體" w:cs="細明體"/>
                 <w:kern w:val="0"/>
               </w:rPr>
-              <w:t xml:space="preserve"/>
-            </w:r>
-            <w:r>
-              <w:drawing>
-                <wp:inline xmlns:a="http://schemas.openxmlformats.org/drawingml/2006/main" xmlns:pic="http://schemas.openxmlformats.org/drawingml/2006/picture">
-                  <wp:extent cx="5486400" cy="4688069"/>
-                  <wp:docPr id="1004" name="Picture 27"/>
-                  <wp:cNvGraphicFramePr>
-                    <a:graphicFrameLocks noChangeAspect="1"/>
-                  </wp:cNvGraphicFramePr>
-                  <a:graphic>
-                    <a:graphicData uri="http://schemas.openxmlformats.org/drawingml/2006/picture">
-                      <pic:pic>
-                        <pic:nvPicPr>
-                          <pic:cNvPr id="0" name="1_transcript_20260211_151535.jpg"/>
-                          <pic:cNvPicPr/>
-                        </pic:nvPicPr>
-                        <pic:blipFill>
-                          <a:blip r:embed="rId12"/>
-                          <a:stretch>
-                            <a:fillRect/>
-                          </a:stretch>
-                        </pic:blipFill>
-                        <pic:spPr>
-                          <a:xfrm>
-                            <a:off x="0" y="0"/>
-                            <a:ext cx="5486400" cy="4688069"/>
-                          </a:xfrm>
-                          <a:prstGeom prst="rect"/>
-                        </pic:spPr>
-                      </pic:pic>
-                    </a:graphicData>
-                  </a:graphic>
-                </wp:inline>
-              </w:drawing>
-            </w:r>
-            <w:r>
               <w:t xml:space="preserve"/>
             </w:r>
           </w:p>
@@ -3891,7 +3774,7 @@
               <w:drawing>
                 <wp:inline xmlns:a="http://schemas.openxmlformats.org/drawingml/2006/main" xmlns:pic="http://schemas.openxmlformats.org/drawingml/2006/picture">
                   <wp:extent cx="2743200" cy="1644103"/>
-                  <wp:docPr id="1005" name="Picture 27"/>
+                  <wp:docPr id="1004" name="Picture 27"/>
                   <wp:cNvGraphicFramePr>
                     <a:graphicFrameLocks noChangeAspect="1"/>
                   </wp:cNvGraphicFramePr>
@@ -3899,11 +3782,11 @@
                     <a:graphicData uri="http://schemas.openxmlformats.org/drawingml/2006/picture">
                       <pic:pic>
                         <pic:nvPicPr>
-                          <pic:cNvPr id="0" name="1_cert_1_20260211_151535.jpg"/>
+                          <pic:cNvPr id="0" name="1_cert_1_20260309_134027.jpg"/>
                           <pic:cNvPicPr/>
                         </pic:nvPicPr>
                         <pic:blipFill>
-                          <a:blip r:embed="rId13"/>
+                          <a:blip r:embed="rId12"/>
                           <a:stretch>
                             <a:fillRect/>
                           </a:stretch>
@@ -3966,9 +3849,7 @@
               <w:rPr>
                 <w:rFonts w:ascii="標楷體" w:eastAsia="標楷體" w:hAnsi="標楷體"/>
               </w:rPr>
-              <w:t xml:space="preserve">會計事務─資訊</w:t>
-              <w:br/>
-              <w:t xml:space="preserve">丙級</w:t>
+              <w:t xml:space="preserve">日本語能力試驗</w:t>
             </w:r>
           </w:p>
         </w:tc>
@@ -4951,63 +4832,55 @@
       </w:pPr>
       <w:r>
         <w:rPr>
-          <w:rFonts w:ascii="標楷體" w:eastAsia="標楷體" w:hAnsi="標楷體" w:hint="eastAsia"/>
-          <w:b/>
-          <w:bCs/>
-          <w:sz w:val="32"/>
-          <w:szCs w:val="32"/>
-        </w:rPr>
-        <w:t xml:space="preserve">(查詢區間：1112至1121學期)</w:t>
-      </w:r>
-    </w:p>
-    <w:p>
-      <w:pPr>
-        <w:snapToGrid w:val="0"/>
-        <w:jc w:val="center"/>
-        <w:rPr>
           <w:rFonts w:ascii="標楷體" w:eastAsia="標楷體" w:hAnsi="標楷體"/>
           <w:b/>
           <w:bCs/>
           <w:sz w:val="32"/>
           <w:szCs w:val="32"/>
         </w:rPr>
-      </w:pPr>
-      <w:r>
-        <w:t xml:space="preserve"/>
+        <w:t>(查詢區間：</w:t>
       </w:r>
       <w:r>
-        <w:drawing>
-          <wp:inline xmlns:a="http://schemas.openxmlformats.org/drawingml/2006/main" xmlns:pic="http://schemas.openxmlformats.org/drawingml/2006/picture">
-            <wp:extent cx="5486400" cy="3084849"/>
-            <wp:docPr id="1006" name="Picture 27"/>
-            <wp:cNvGraphicFramePr>
-              <a:graphicFrameLocks noChangeAspect="1"/>
-            </wp:cNvGraphicFramePr>
-            <a:graphic>
-              <a:graphicData uri="http://schemas.openxmlformats.org/drawingml/2006/picture">
-                <pic:pic>
-                  <pic:nvPicPr>
-                    <pic:cNvPr id="0" name="1_absence_proof_20260211_151535.jpg"/>
-                    <pic:cNvPicPr/>
-                  </pic:nvPicPr>
-                  <pic:blipFill>
-                    <a:blip r:embed="rId14"/>
-                    <a:stretch>
-                      <a:fillRect/>
-                    </a:stretch>
-                  </pic:blipFill>
-                  <pic:spPr>
-                    <a:xfrm>
-                      <a:off x="0" y="0"/>
-                      <a:ext cx="5486400" cy="3084849"/>
-                    </a:xfrm>
-                    <a:prstGeom prst="rect"/>
-                  </pic:spPr>
-                </pic:pic>
-              </a:graphicData>
-            </a:graphic>
-          </wp:inline>
-        </w:drawing>
+        <w:rPr>
+          <w:rStyle w:val="HTML1"/>
+          <w:rFonts w:ascii="標楷體" w:eastAsia="標楷體" w:hAnsi="標楷體"/>
+          <w:b/>
+          <w:bCs/>
+          <w:sz w:val="32"/>
+          <w:szCs w:val="32"/>
+        </w:rPr>
+        <w:t xml:space="preserve">1122</w:t>
+      </w:r>
+      <w:r>
+        <w:rPr>
+          <w:rFonts w:ascii="標楷體" w:eastAsia="標楷體" w:hAnsi="標楷體"/>
+          <w:b/>
+          <w:bCs/>
+          <w:sz w:val="32"/>
+          <w:szCs w:val="32"/>
+        </w:rPr>
+        <w:t xml:space="preserve"> 至 </w:t>
+      </w:r>
+      <w:r>
+        <w:rPr>
+          <w:rStyle w:val="HTML1"/>
+          <w:rFonts w:ascii="標楷體" w:eastAsia="標楷體" w:hAnsi="標楷體"/>
+          <w:b/>
+          <w:bCs/>
+          <w:sz w:val="32"/>
+          <w:szCs w:val="32"/>
+        </w:rPr>
+        <w:t xml:space="preserve">1131</w:t>
+      </w:r>
+      <w:r>
+        <w:rPr>
+          <w:rFonts w:ascii="標楷體" w:eastAsia="標楷體" w:hAnsi="標楷體"/>
+          <w:b/>
+          <w:bCs/>
+          <w:sz w:val="32"/>
+          <w:szCs w:val="32"/>
+        </w:rPr>
+        <w:t xml:space="preserve"> 學期)</w:t>
       </w:r>
       <w:r>
         <w:t xml:space="preserve"/>
